--- a/data/outputs/v2/Essential_Mathematics/SS2.2_Reflection/Essential_Mathematics_Reflection_FinalExplanation_TeacherKey.docx
+++ b/data/outputs/v2/Essential_Mathematics/SS2.2_Reflection/Essential_Mathematics_Reflection_FinalExplanation_TeacherKey.docx
@@ -2225,7 +2225,7 @@
         </w:rPr>
         <w:t xml:space="preserve">© 2026 SeaVuria and ARES. This work is licensed under a </w:t>
       </w:r>
-      <w:hyperlink w:history="1" r:id="rIdyy8r-6cho4jz3gedrzyli">
+      <w:hyperlink w:history="1" r:id="rId1mjq8mun0nbydiy0u9jlj">
         <w:r>
           <w:rPr>
             <w:rFonts w:ascii="Arial" w:cs="Arial" w:eastAsia="Arial" w:hAnsi="Arial"/>
@@ -2245,7 +2245,7 @@
         </w:rPr>
         <w:t xml:space="preserve"> (</w:t>
       </w:r>
-      <w:hyperlink w:history="1" r:id="rIdoaszfef_dlvszeoijs_7j">
+      <w:hyperlink w:history="1" r:id="rIdhacb_ysjdmiyonghzytds">
         <w:r>
           <w:rPr>
             <w:rFonts w:ascii="Arial" w:cs="Arial" w:eastAsia="Arial" w:hAnsi="Arial"/>
@@ -2265,7 +2265,7 @@
         </w:rPr>
         <w:t xml:space="preserve">). To view a copy of this license, visit </w:t>
       </w:r>
-      <w:hyperlink w:history="1" r:id="rId4gmcajyue5utmmnsfbv12">
+      <w:hyperlink w:history="1" r:id="rIdzrgw_ao3nfo8diltukvlf">
         <w:r>
           <w:rPr>
             <w:rFonts w:ascii="Arial" w:cs="Arial" w:eastAsia="Arial" w:hAnsi="Arial"/>

--- a/data/outputs/v2/Essential_Mathematics/SS2.2_Reflection/Essential_Mathematics_Reflection_FinalExplanation_TeacherKey.docx
+++ b/data/outputs/v2/Essential_Mathematics/SS2.2_Reflection/Essential_Mathematics_Reflection_FinalExplanation_TeacherKey.docx
@@ -2225,7 +2225,7 @@
         </w:rPr>
         <w:t xml:space="preserve">© 2026 SeaVuria and ARES. This work is licensed under a </w:t>
       </w:r>
-      <w:hyperlink w:history="1" r:id="rId1mjq8mun0nbydiy0u9jlj">
+      <w:hyperlink w:history="1" r:id="rIdp5y94pb0akgou98q9emvh">
         <w:r>
           <w:rPr>
             <w:rFonts w:ascii="Arial" w:cs="Arial" w:eastAsia="Arial" w:hAnsi="Arial"/>
@@ -2245,7 +2245,7 @@
         </w:rPr>
         <w:t xml:space="preserve"> (</w:t>
       </w:r>
-      <w:hyperlink w:history="1" r:id="rIdhacb_ysjdmiyonghzytds">
+      <w:hyperlink w:history="1" r:id="rIddwsvf6-a2jwix88-ioyec">
         <w:r>
           <w:rPr>
             <w:rFonts w:ascii="Arial" w:cs="Arial" w:eastAsia="Arial" w:hAnsi="Arial"/>
@@ -2265,7 +2265,7 @@
         </w:rPr>
         <w:t xml:space="preserve">). To view a copy of this license, visit </w:t>
       </w:r>
-      <w:hyperlink w:history="1" r:id="rIdzrgw_ao3nfo8diltukvlf">
+      <w:hyperlink w:history="1" r:id="rIdurakaaya_e7pixkpu171j">
         <w:r>
           <w:rPr>
             <w:rFonts w:ascii="Arial" w:cs="Arial" w:eastAsia="Arial" w:hAnsi="Arial"/>

--- a/data/outputs/v2/Essential_Mathematics/SS2.2_Reflection/Essential_Mathematics_Reflection_FinalExplanation_TeacherKey.docx
+++ b/data/outputs/v2/Essential_Mathematics/SS2.2_Reflection/Essential_Mathematics_Reflection_FinalExplanation_TeacherKey.docx
@@ -2225,7 +2225,7 @@
         </w:rPr>
         <w:t xml:space="preserve">© 2026 SeaVuria and ARES. This work is licensed under a </w:t>
       </w:r>
-      <w:hyperlink w:history="1" r:id="rIdp5y94pb0akgou98q9emvh">
+      <w:hyperlink w:history="1" r:id="rId5of_q1bblz_ldmrkvnxva">
         <w:r>
           <w:rPr>
             <w:rFonts w:ascii="Arial" w:cs="Arial" w:eastAsia="Arial" w:hAnsi="Arial"/>
@@ -2245,7 +2245,7 @@
         </w:rPr>
         <w:t xml:space="preserve"> (</w:t>
       </w:r>
-      <w:hyperlink w:history="1" r:id="rIddwsvf6-a2jwix88-ioyec">
+      <w:hyperlink w:history="1" r:id="rIdc_zhyrnebfdge6dz56rys">
         <w:r>
           <w:rPr>
             <w:rFonts w:ascii="Arial" w:cs="Arial" w:eastAsia="Arial" w:hAnsi="Arial"/>
@@ -2265,7 +2265,7 @@
         </w:rPr>
         <w:t xml:space="preserve">). To view a copy of this license, visit </w:t>
       </w:r>
-      <w:hyperlink w:history="1" r:id="rIdurakaaya_e7pixkpu171j">
+      <w:hyperlink w:history="1" r:id="rId8626los4oacx3nbpbude1">
         <w:r>
           <w:rPr>
             <w:rFonts w:ascii="Arial" w:cs="Arial" w:eastAsia="Arial" w:hAnsi="Arial"/>

--- a/data/outputs/v2/Essential_Mathematics/SS2.2_Reflection/Essential_Mathematics_Reflection_FinalExplanation_TeacherKey.docx
+++ b/data/outputs/v2/Essential_Mathematics/SS2.2_Reflection/Essential_Mathematics_Reflection_FinalExplanation_TeacherKey.docx
@@ -2225,7 +2225,7 @@
         </w:rPr>
         <w:t xml:space="preserve">© 2026 SeaVuria and ARES. This work is licensed under a </w:t>
       </w:r>
-      <w:hyperlink w:history="1" r:id="rId5of_q1bblz_ldmrkvnxva">
+      <w:hyperlink w:history="1" r:id="rIdqskzs4efldxbzk2god-ar">
         <w:r>
           <w:rPr>
             <w:rFonts w:ascii="Arial" w:cs="Arial" w:eastAsia="Arial" w:hAnsi="Arial"/>
@@ -2245,7 +2245,7 @@
         </w:rPr>
         <w:t xml:space="preserve"> (</w:t>
       </w:r>
-      <w:hyperlink w:history="1" r:id="rIdc_zhyrnebfdge6dz56rys">
+      <w:hyperlink w:history="1" r:id="rIdsis3dp0-9qcrzxeayl_hz">
         <w:r>
           <w:rPr>
             <w:rFonts w:ascii="Arial" w:cs="Arial" w:eastAsia="Arial" w:hAnsi="Arial"/>
@@ -2265,7 +2265,7 @@
         </w:rPr>
         <w:t xml:space="preserve">). To view a copy of this license, visit </w:t>
       </w:r>
-      <w:hyperlink w:history="1" r:id="rId8626los4oacx3nbpbude1">
+      <w:hyperlink w:history="1" r:id="rIdntzebbm31qycy7xcq3c02">
         <w:r>
           <w:rPr>
             <w:rFonts w:ascii="Arial" w:cs="Arial" w:eastAsia="Arial" w:hAnsi="Arial"/>

--- a/data/outputs/v2/Essential_Mathematics/SS2.2_Reflection/Essential_Mathematics_Reflection_FinalExplanation_TeacherKey.docx
+++ b/data/outputs/v2/Essential_Mathematics/SS2.2_Reflection/Essential_Mathematics_Reflection_FinalExplanation_TeacherKey.docx
@@ -4,6 +4,7 @@
   <w:body>
     <w:p>
       <w:pPr>
+        <w:keepNext w:val="false"/>
         <w:spacing w:after="30" w:before="0"/>
         <w:jc w:val="center"/>
       </w:pPr>
@@ -23,6 +24,7 @@
     </w:p>
     <w:p>
       <w:pPr>
+        <w:keepNext w:val="false"/>
         <w:spacing w:after="60" w:before="0"/>
         <w:jc w:val="center"/>
       </w:pPr>
@@ -81,6 +83,7 @@
           </w:tcPr>
           <w:p>
             <w:pPr>
+              <w:keepNext w:val="false"/>
               <w:spacing w:after="40" w:before="0"/>
               <w:jc w:val="center"/>
             </w:pPr>
@@ -116,6 +119,7 @@
           </w:tcPr>
           <w:p>
             <w:pPr>
+              <w:keepNext w:val="false"/>
               <w:spacing w:after="40" w:before="0"/>
               <w:jc w:val="center"/>
             </w:pPr>
@@ -176,6 +180,7 @@
           </w:tcPr>
           <w:p>
             <w:pPr>
+              <w:keepNext w:val="false"/>
               <w:spacing w:after="40" w:before="0"/>
               <w:jc w:val="center"/>
             </w:pPr>
@@ -210,6 +215,7 @@
           </w:tcPr>
           <w:p>
             <w:pPr>
+              <w:keepNext w:val="false"/>
               <w:spacing w:after="40" w:before="0"/>
               <w:jc w:val="left"/>
             </w:pPr>
@@ -271,6 +277,7 @@
           </w:tcPr>
           <w:p>
             <w:pPr>
+              <w:keepNext/>
               <w:spacing w:after="40" w:before="0"/>
               <w:jc w:val="center"/>
             </w:pPr>
@@ -305,6 +312,7 @@
           </w:tcPr>
           <w:p>
             <w:pPr>
+              <w:keepNext w:val="false"/>
               <w:spacing w:after="40" w:before="0"/>
               <w:jc w:val="left"/>
             </w:pPr>
@@ -324,6 +332,7 @@
           </w:p>
           <w:p>
             <w:pPr>
+              <w:keepNext w:val="false"/>
               <w:spacing w:after="40" w:before="0"/>
               <w:jc w:val="left"/>
             </w:pPr>
@@ -343,6 +352,7 @@
           </w:p>
           <w:p>
             <w:pPr>
+              <w:keepNext w:val="false"/>
               <w:spacing w:after="40" w:before="0"/>
               <w:jc w:val="left"/>
             </w:pPr>
@@ -362,6 +372,7 @@
           </w:p>
           <w:p>
             <w:pPr>
+              <w:keepNext w:val="false"/>
               <w:spacing w:after="40" w:before="0"/>
               <w:jc w:val="left"/>
             </w:pPr>
@@ -394,6 +405,7 @@
           </w:tcPr>
           <w:p>
             <w:pPr>
+              <w:keepNext w:val="false"/>
               <w:spacing w:after="40" w:before="0"/>
               <w:jc w:val="left"/>
             </w:pPr>
@@ -413,6 +425,7 @@
           </w:p>
           <w:p>
             <w:pPr>
+              <w:keepNext w:val="false"/>
               <w:spacing w:after="40" w:before="0"/>
               <w:jc w:val="left"/>
             </w:pPr>
@@ -432,6 +445,7 @@
           </w:p>
           <w:p>
             <w:pPr>
+              <w:keepNext w:val="false"/>
               <w:spacing w:after="40" w:before="0"/>
               <w:jc w:val="left"/>
             </w:pPr>
@@ -493,6 +507,7 @@
           </w:tcPr>
           <w:p>
             <w:pPr>
+              <w:keepNext/>
               <w:spacing w:after="40" w:before="0"/>
               <w:jc w:val="center"/>
             </w:pPr>
@@ -527,6 +542,7 @@
           </w:tcPr>
           <w:p>
             <w:pPr>
+              <w:keepNext w:val="false"/>
               <w:spacing w:after="40" w:before="0"/>
               <w:jc w:val="left"/>
             </w:pPr>
@@ -546,6 +562,7 @@
           </w:p>
           <w:p>
             <w:pPr>
+              <w:keepNext w:val="false"/>
               <w:spacing w:after="40" w:before="0"/>
               <w:jc w:val="left"/>
             </w:pPr>
@@ -565,6 +582,7 @@
           </w:p>
           <w:p>
             <w:pPr>
+              <w:keepNext w:val="false"/>
               <w:spacing w:after="40" w:before="0"/>
               <w:jc w:val="left"/>
             </w:pPr>
@@ -584,6 +602,7 @@
           </w:p>
           <w:p>
             <w:pPr>
+              <w:keepNext w:val="false"/>
               <w:spacing w:after="40" w:before="0"/>
               <w:jc w:val="left"/>
             </w:pPr>
@@ -616,6 +635,7 @@
           </w:tcPr>
           <w:p>
             <w:pPr>
+              <w:keepNext w:val="false"/>
               <w:spacing w:after="40" w:before="0"/>
               <w:jc w:val="left"/>
             </w:pPr>
@@ -635,6 +655,7 @@
           </w:p>
           <w:p>
             <w:pPr>
+              <w:keepNext w:val="false"/>
               <w:spacing w:after="40" w:before="0"/>
               <w:jc w:val="left"/>
             </w:pPr>
@@ -654,6 +675,7 @@
           </w:p>
           <w:p>
             <w:pPr>
+              <w:keepNext w:val="false"/>
               <w:spacing w:after="40" w:before="0"/>
               <w:jc w:val="left"/>
             </w:pPr>
@@ -715,6 +737,7 @@
           </w:tcPr>
           <w:p>
             <w:pPr>
+              <w:keepNext/>
               <w:spacing w:after="40" w:before="0"/>
               <w:jc w:val="center"/>
             </w:pPr>
@@ -749,6 +772,7 @@
           </w:tcPr>
           <w:p>
             <w:pPr>
+              <w:keepNext w:val="false"/>
               <w:spacing w:after="40" w:before="0"/>
               <w:jc w:val="left"/>
             </w:pPr>
@@ -768,6 +792,7 @@
           </w:p>
           <w:p>
             <w:pPr>
+              <w:keepNext w:val="false"/>
               <w:spacing w:after="40" w:before="0"/>
               <w:jc w:val="left"/>
             </w:pPr>
@@ -787,6 +812,7 @@
           </w:p>
           <w:p>
             <w:pPr>
+              <w:keepNext w:val="false"/>
               <w:spacing w:after="40" w:before="0"/>
               <w:jc w:val="left"/>
             </w:pPr>
@@ -806,6 +832,7 @@
           </w:p>
           <w:p>
             <w:pPr>
+              <w:keepNext w:val="false"/>
               <w:spacing w:after="40" w:before="0"/>
               <w:jc w:val="left"/>
             </w:pPr>
@@ -838,6 +865,7 @@
           </w:tcPr>
           <w:p>
             <w:pPr>
+              <w:keepNext w:val="false"/>
               <w:spacing w:after="40" w:before="0"/>
               <w:jc w:val="left"/>
             </w:pPr>
@@ -857,6 +885,7 @@
           </w:p>
           <w:p>
             <w:pPr>
+              <w:keepNext w:val="false"/>
               <w:spacing w:after="40" w:before="0"/>
               <w:jc w:val="left"/>
             </w:pPr>
@@ -876,6 +905,7 @@
           </w:p>
           <w:p>
             <w:pPr>
+              <w:keepNext w:val="false"/>
               <w:spacing w:after="40" w:before="0"/>
               <w:jc w:val="left"/>
             </w:pPr>
@@ -937,6 +967,7 @@
           </w:tcPr>
           <w:p>
             <w:pPr>
+              <w:keepNext/>
               <w:spacing w:after="40" w:before="0"/>
               <w:jc w:val="center"/>
             </w:pPr>
@@ -971,6 +1002,7 @@
           </w:tcPr>
           <w:p>
             <w:pPr>
+              <w:keepNext w:val="false"/>
               <w:spacing w:after="40" w:before="0"/>
               <w:jc w:val="left"/>
             </w:pPr>
@@ -990,6 +1022,7 @@
           </w:p>
           <w:p>
             <w:pPr>
+              <w:keepNext w:val="false"/>
               <w:spacing w:after="40" w:before="0"/>
               <w:jc w:val="left"/>
             </w:pPr>
@@ -1009,6 +1042,7 @@
           </w:p>
           <w:p>
             <w:pPr>
+              <w:keepNext w:val="false"/>
               <w:spacing w:after="40" w:before="0"/>
               <w:jc w:val="left"/>
             </w:pPr>
@@ -1028,6 +1062,7 @@
           </w:p>
           <w:p>
             <w:pPr>
+              <w:keepNext w:val="false"/>
               <w:spacing w:after="40" w:before="0"/>
               <w:jc w:val="left"/>
             </w:pPr>
@@ -1060,6 +1095,7 @@
           </w:tcPr>
           <w:p>
             <w:pPr>
+              <w:keepNext w:val="false"/>
               <w:spacing w:after="40" w:before="0"/>
               <w:jc w:val="left"/>
             </w:pPr>
@@ -1079,6 +1115,7 @@
           </w:p>
           <w:p>
             <w:pPr>
+              <w:keepNext w:val="false"/>
               <w:spacing w:after="40" w:before="0"/>
               <w:jc w:val="left"/>
             </w:pPr>
@@ -1098,6 +1135,7 @@
           </w:p>
           <w:p>
             <w:pPr>
+              <w:keepNext w:val="false"/>
               <w:spacing w:after="40" w:before="0"/>
               <w:jc w:val="left"/>
             </w:pPr>
@@ -1159,6 +1197,7 @@
           </w:tcPr>
           <w:p>
             <w:pPr>
+              <w:keepNext/>
               <w:spacing w:after="40" w:before="0"/>
               <w:jc w:val="center"/>
             </w:pPr>
@@ -1193,6 +1232,7 @@
           </w:tcPr>
           <w:p>
             <w:pPr>
+              <w:keepNext w:val="false"/>
               <w:spacing w:after="40" w:before="0"/>
               <w:jc w:val="left"/>
             </w:pPr>
@@ -1212,6 +1252,7 @@
           </w:p>
           <w:p>
             <w:pPr>
+              <w:keepNext w:val="false"/>
               <w:spacing w:after="40" w:before="0"/>
               <w:jc w:val="left"/>
             </w:pPr>
@@ -1244,6 +1285,7 @@
           </w:tcPr>
           <w:p>
             <w:pPr>
+              <w:keepNext w:val="false"/>
               <w:spacing w:after="40" w:before="0"/>
               <w:jc w:val="left"/>
             </w:pPr>
@@ -1307,6 +1349,7 @@
           </w:tcPr>
           <w:p>
             <w:pPr>
+              <w:keepNext w:val="false"/>
               <w:spacing w:after="40" w:before="0"/>
               <w:jc w:val="center"/>
             </w:pPr>
@@ -1341,6 +1384,7 @@
           </w:tcPr>
           <w:p>
             <w:pPr>
+              <w:keepNext w:val="false"/>
               <w:spacing w:after="40" w:before="0"/>
               <w:jc w:val="left"/>
             </w:pPr>
@@ -1373,6 +1417,7 @@
           </w:tcPr>
           <w:p>
             <w:pPr>
+              <w:keepNext w:val="false"/>
               <w:spacing w:after="40" w:before="0"/>
               <w:jc w:val="left"/>
             </w:pPr>
@@ -1405,6 +1450,7 @@
           </w:tcPr>
           <w:p>
             <w:pPr>
+              <w:keepNext w:val="false"/>
               <w:spacing w:after="40" w:before="0"/>
               <w:jc w:val="left"/>
             </w:pPr>
@@ -1437,6 +1483,7 @@
           </w:tcPr>
           <w:p>
             <w:pPr>
+              <w:keepNext w:val="false"/>
               <w:spacing w:after="40" w:before="0"/>
               <w:jc w:val="left"/>
             </w:pPr>
@@ -1471,6 +1518,7 @@
           </w:tcPr>
           <w:p>
             <w:pPr>
+              <w:keepNext w:val="false"/>
               <w:spacing w:after="40" w:before="0"/>
               <w:jc w:val="left"/>
             </w:pPr>
@@ -1503,6 +1551,7 @@
           </w:tcPr>
           <w:p>
             <w:pPr>
+              <w:keepNext w:val="false"/>
               <w:spacing w:after="40" w:before="0"/>
               <w:jc w:val="left"/>
             </w:pPr>
@@ -1535,6 +1584,7 @@
           </w:tcPr>
           <w:p>
             <w:pPr>
+              <w:keepNext w:val="false"/>
               <w:spacing w:after="40" w:before="0"/>
               <w:jc w:val="left"/>
             </w:pPr>
@@ -1567,6 +1617,7 @@
           </w:tcPr>
           <w:p>
             <w:pPr>
+              <w:keepNext w:val="false"/>
               <w:spacing w:after="40" w:before="0"/>
               <w:jc w:val="left"/>
             </w:pPr>
@@ -1601,6 +1652,7 @@
           </w:tcPr>
           <w:p>
             <w:pPr>
+              <w:keepNext w:val="false"/>
               <w:spacing w:after="40" w:before="0"/>
               <w:jc w:val="left"/>
             </w:pPr>
@@ -1633,6 +1685,7 @@
           </w:tcPr>
           <w:p>
             <w:pPr>
+              <w:keepNext w:val="false"/>
               <w:spacing w:after="40" w:before="0"/>
               <w:jc w:val="left"/>
             </w:pPr>
@@ -1665,6 +1718,7 @@
           </w:tcPr>
           <w:p>
             <w:pPr>
+              <w:keepNext w:val="false"/>
               <w:spacing w:after="40" w:before="0"/>
               <w:jc w:val="left"/>
             </w:pPr>
@@ -1697,6 +1751,7 @@
           </w:tcPr>
           <w:p>
             <w:pPr>
+              <w:keepNext w:val="false"/>
               <w:spacing w:after="40" w:before="0"/>
               <w:jc w:val="left"/>
             </w:pPr>
@@ -1731,6 +1786,7 @@
           </w:tcPr>
           <w:p>
             <w:pPr>
+              <w:keepNext w:val="false"/>
               <w:spacing w:after="40" w:before="0"/>
               <w:jc w:val="left"/>
             </w:pPr>
@@ -1763,6 +1819,7 @@
           </w:tcPr>
           <w:p>
             <w:pPr>
+              <w:keepNext w:val="false"/>
               <w:spacing w:after="40" w:before="0"/>
               <w:jc w:val="left"/>
             </w:pPr>
@@ -1795,6 +1852,7 @@
           </w:tcPr>
           <w:p>
             <w:pPr>
+              <w:keepNext w:val="false"/>
               <w:spacing w:after="40" w:before="0"/>
               <w:jc w:val="left"/>
             </w:pPr>
@@ -1827,6 +1885,7 @@
           </w:tcPr>
           <w:p>
             <w:pPr>
+              <w:keepNext w:val="false"/>
               <w:spacing w:after="40" w:before="0"/>
               <w:jc w:val="left"/>
             </w:pPr>
@@ -1861,6 +1920,7 @@
           </w:tcPr>
           <w:p>
             <w:pPr>
+              <w:keepNext w:val="false"/>
               <w:spacing w:after="40" w:before="0"/>
               <w:jc w:val="left"/>
             </w:pPr>
@@ -1893,6 +1953,7 @@
           </w:tcPr>
           <w:p>
             <w:pPr>
+              <w:keepNext w:val="false"/>
               <w:spacing w:after="40" w:before="0"/>
               <w:jc w:val="left"/>
             </w:pPr>
@@ -1925,6 +1986,7 @@
           </w:tcPr>
           <w:p>
             <w:pPr>
+              <w:keepNext w:val="false"/>
               <w:spacing w:after="40" w:before="0"/>
               <w:jc w:val="left"/>
             </w:pPr>
@@ -1957,6 +2019,7 @@
           </w:tcPr>
           <w:p>
             <w:pPr>
+              <w:keepNext w:val="false"/>
               <w:spacing w:after="40" w:before="0"/>
               <w:jc w:val="left"/>
             </w:pPr>
@@ -1991,6 +2054,7 @@
           </w:tcPr>
           <w:p>
             <w:pPr>
+              <w:keepNext w:val="false"/>
               <w:spacing w:after="40" w:before="0"/>
               <w:jc w:val="left"/>
             </w:pPr>
@@ -2023,6 +2087,7 @@
           </w:tcPr>
           <w:p>
             <w:pPr>
+              <w:keepNext w:val="false"/>
               <w:spacing w:after="40" w:before="0"/>
               <w:jc w:val="left"/>
             </w:pPr>
@@ -2055,6 +2120,7 @@
           </w:tcPr>
           <w:p>
             <w:pPr>
+              <w:keepNext w:val="false"/>
               <w:spacing w:after="40" w:before="0"/>
               <w:jc w:val="left"/>
             </w:pPr>
@@ -2087,6 +2153,7 @@
           </w:tcPr>
           <w:p>
             <w:pPr>
+              <w:keepNext w:val="false"/>
               <w:spacing w:after="40" w:before="0"/>
               <w:jc w:val="left"/>
             </w:pPr>
@@ -2225,7 +2292,7 @@
         </w:rPr>
         <w:t xml:space="preserve">© 2026 SeaVuria and ARES. This work is licensed under a </w:t>
       </w:r>
-      <w:hyperlink w:history="1" r:id="rIdqskzs4efldxbzk2god-ar">
+      <w:hyperlink w:history="1" r:id="rIdmg9m41vvumh6qlnaru8j3">
         <w:r>
           <w:rPr>
             <w:rFonts w:ascii="Arial" w:cs="Arial" w:eastAsia="Arial" w:hAnsi="Arial"/>
@@ -2245,7 +2312,7 @@
         </w:rPr>
         <w:t xml:space="preserve"> (</w:t>
       </w:r>
-      <w:hyperlink w:history="1" r:id="rIdsis3dp0-9qcrzxeayl_hz">
+      <w:hyperlink w:history="1" r:id="rIdalvt8_2wmk-tf5zcxpdhd">
         <w:r>
           <w:rPr>
             <w:rFonts w:ascii="Arial" w:cs="Arial" w:eastAsia="Arial" w:hAnsi="Arial"/>
@@ -2265,7 +2332,7 @@
         </w:rPr>
         <w:t xml:space="preserve">). To view a copy of this license, visit </w:t>
       </w:r>
-      <w:hyperlink w:history="1" r:id="rIdntzebbm31qycy7xcq3c02">
+      <w:hyperlink w:history="1" r:id="rId8h5iv4p9wdw6mtumfmtxt">
         <w:r>
           <w:rPr>
             <w:rFonts w:ascii="Arial" w:cs="Arial" w:eastAsia="Arial" w:hAnsi="Arial"/>

--- a/data/outputs/v2/Essential_Mathematics/SS2.2_Reflection/Essential_Mathematics_Reflection_FinalExplanation_TeacherKey.docx
+++ b/data/outputs/v2/Essential_Mathematics/SS2.2_Reflection/Essential_Mathematics_Reflection_FinalExplanation_TeacherKey.docx
@@ -2292,7 +2292,7 @@
         </w:rPr>
         <w:t xml:space="preserve">© 2026 SeaVuria and ARES. This work is licensed under a </w:t>
       </w:r>
-      <w:hyperlink w:history="1" r:id="rIdmg9m41vvumh6qlnaru8j3">
+      <w:hyperlink w:history="1" r:id="rIds2s2orrfxg-odv6cyrp33">
         <w:r>
           <w:rPr>
             <w:rFonts w:ascii="Arial" w:cs="Arial" w:eastAsia="Arial" w:hAnsi="Arial"/>
@@ -2312,7 +2312,7 @@
         </w:rPr>
         <w:t xml:space="preserve"> (</w:t>
       </w:r>
-      <w:hyperlink w:history="1" r:id="rIdalvt8_2wmk-tf5zcxpdhd">
+      <w:hyperlink w:history="1" r:id="rIdpst1r83_vr96hl5ek3rgi">
         <w:r>
           <w:rPr>
             <w:rFonts w:ascii="Arial" w:cs="Arial" w:eastAsia="Arial" w:hAnsi="Arial"/>
@@ -2332,7 +2332,7 @@
         </w:rPr>
         <w:t xml:space="preserve">). To view a copy of this license, visit </w:t>
       </w:r>
-      <w:hyperlink w:history="1" r:id="rId8h5iv4p9wdw6mtumfmtxt">
+      <w:hyperlink w:history="1" r:id="rIdz0gbe36dfn9-pq2u9ohbb">
         <w:r>
           <w:rPr>
             <w:rFonts w:ascii="Arial" w:cs="Arial" w:eastAsia="Arial" w:hAnsi="Arial"/>
